--- a/Paper/Future Work.docx
+++ b/Paper/Future Work.docx
@@ -14,6 +14,9 @@
       </w:r>
       <w:r>
         <w:t xml:space="preserve">  This is not sufficient space to store authentication information in real world environments.  We also plan on hardening the system against the threat models we are aware of.  For example we may add the storage of pre-shared keys to protect against replay attacks and “The Door Knob” attack by allowing encrypted communication and challenge response protocols.  In the long term may continue the development of the system model to include a system where passwords are not required at all.  A user would check in with a security technician who would personally and physically validate the user’s identity then provide the user with a bracelet and assist authenticate the user without the user entering any information into a computer.</w:t>
+      </w:r>
+      <w:r>
+        <w:t xml:space="preserve">  Finally we plan on submitting the system for internal review to get it clear for testing on human subjects.</w:t>
       </w:r>
       <w:bookmarkStart w:id="0" w:name="_GoBack"/>
       <w:bookmarkEnd w:id="0"/>
